--- a/docs/Panduan-Pengguna-TesserCADIna.docx
+++ b/docs/Panduan-Pengguna-TesserCADIna.docx
@@ -80,7 +80,7 @@
           <w:sz w:val="24"/>
           <w:szCs w:val="24"/>
         </w:rPr>
-        <w:t xml:space="preserve">Versi 1.2.0</w:t>
+        <w:t xml:space="preserve">Versi 1.2.1</w:t>
       </w:r>
     </w:p>
     <w:p>
@@ -787,7 +787,7 @@
                 <w:sz w:val="19"/>
                 <w:szCs w:val="19"/>
               </w:rPr>
-              <w:t xml:space="preserve">`TesserCADIna-1.2.0-windows-x64.zip`</w:t>
+              <w:t xml:space="preserve">`TesserCADIna-1.2.1-windows-x64.zip`</w:t>
             </w:r>
           </w:p>
         </w:tc>
@@ -841,7 +841,7 @@
                 <w:sz w:val="19"/>
                 <w:szCs w:val="19"/>
               </w:rPr>
-              <w:t xml:space="preserve">`TesserCADIna-1.2.0-setup.exe`</w:t>
+              <w:t xml:space="preserve">`TesserCADIna-1.2.1-setup.exe`</w:t>
             </w:r>
           </w:p>
         </w:tc>
@@ -973,7 +973,7 @@
           <w:sz w:val="18"/>
           <w:szCs w:val="18"/>
         </w:rPr>
-        <w:t xml:space="preserve">Get-FileHash .\TesserCADIna-1.2.0-setup.exe -Algorithm SHA256</w:t>
+        <w:t xml:space="preserve">Get-FileHash .\TesserCADIna-1.2.1-setup.exe -Algorithm SHA256</w:t>
       </w:r>
     </w:p>
     <w:p>
@@ -1021,7 +1021,7 @@
           <w:sz w:val="18"/>
           <w:szCs w:val="18"/>
         </w:rPr>
-        <w:t xml:space="preserve">sha256sum -c TesserCADIna-1.2.0-setup.exe.sha256</w:t>
+        <w:t xml:space="preserve">sha256sum -c TesserCADIna-1.2.1-setup.exe.sha256</w:t>
       </w:r>
     </w:p>
     <w:p>
@@ -2314,7 +2314,7 @@
           <w:sz w:val="21"/>
           <w:szCs w:val="21"/>
         </w:rPr>
-        <w:t xml:space="preserve">156 perintah</w:t>
+        <w:t xml:space="preserve">202 perintah</w:t>
       </w:r>
       <w:r>
         <w:rPr>
@@ -22064,17 +22064,17 @@
           <w:sz w:val="21"/>
           <w:szCs w:val="21"/>
         </w:rPr>
-        <w:t xml:space="preserve">156</w:t>
-      </w:r>
-      <w:r>
-        <w:rPr>
-          <w:b w:val="false"/>
-          <w:bCs w:val="false"/>
-          <w:color w:val="1a1a1a"/>
-          <w:sz w:val="21"/>
-          <w:szCs w:val="21"/>
-        </w:rPr>
-        <w:t xml:space="preserve"> dihitung langsung dari registri perintah di `src/ui/commands.js`. Jumlah pemeriksaan diambil dari keluaran suite-nya sendiri.</w:t>
+        <w:t xml:space="preserve">202</w:t>
+      </w:r>
+      <w:r>
+        <w:rPr>
+          <w:b w:val="false"/>
+          <w:bCs w:val="false"/>
+          <w:color w:val="1a1a1a"/>
+          <w:sz w:val="21"/>
+          <w:szCs w:val="21"/>
+        </w:rPr>
+        <w:t xml:space="preserve"> adalah ukuran registri perintah saat aplikasi berjalan, seperti yang dilaporkan pemeriksaan runtime build desktop (`tools/verify-desktop.cjs`) dan `tools/parity.mjs`. Versi awal panduan ini menyebut 156, hasil menghitung baris pendaftaran di `src/ui/commands.js`; cara itu melewatkan perintah yang didaftarkan lewat jalur lain, dan angkanya salah. Jumlah pemeriksaan diambil dari keluaran suite-nya sendiri.</w:t>
       </w:r>
     </w:p>
     <w:p>
@@ -22237,7 +22237,7 @@
         <w:sz w:val="17"/>
         <w:szCs w:val="17"/>
       </w:rPr>
-      <w:t xml:space="preserve">TesserCADIna 1.2.0 · Panduan Pengguna · </w:t>
+      <w:t xml:space="preserve">TesserCADIna 1.2.1 · Panduan Pengguna · </w:t>
     </w:r>
     <w:r>
       <w:rPr>

--- a/docs/Panduan-Pengguna-TesserCADIna.docx
+++ b/docs/Panduan-Pengguna-TesserCADIna.docx
@@ -80,7 +80,7 @@
           <w:sz w:val="24"/>
           <w:szCs w:val="24"/>
         </w:rPr>
-        <w:t xml:space="preserve">Versi 1.2.1</w:t>
+        <w:t xml:space="preserve">Versi 1.2.2</w:t>
       </w:r>
     </w:p>
     <w:p>
@@ -787,7 +787,7 @@
                 <w:sz w:val="19"/>
                 <w:szCs w:val="19"/>
               </w:rPr>
-              <w:t xml:space="preserve">`TesserCADIna-1.2.1-windows-x64.zip`</w:t>
+              <w:t xml:space="preserve">`TesserCADIna-1.2.2-windows-x64.zip`</w:t>
             </w:r>
           </w:p>
         </w:tc>
@@ -841,7 +841,7 @@
                 <w:sz w:val="19"/>
                 <w:szCs w:val="19"/>
               </w:rPr>
-              <w:t xml:space="preserve">`TesserCADIna-1.2.1-setup.exe`</w:t>
+              <w:t xml:space="preserve">`TesserCADIna-1.2.2-setup.exe`</w:t>
             </w:r>
           </w:p>
         </w:tc>
@@ -973,7 +973,7 @@
           <w:sz w:val="18"/>
           <w:szCs w:val="18"/>
         </w:rPr>
-        <w:t xml:space="preserve">Get-FileHash .\TesserCADIna-1.2.1-setup.exe -Algorithm SHA256</w:t>
+        <w:t xml:space="preserve">Get-FileHash .\TesserCADIna-1.2.2-setup.exe -Algorithm SHA256</w:t>
       </w:r>
     </w:p>
     <w:p>
@@ -1021,7 +1021,7 @@
           <w:sz w:val="18"/>
           <w:szCs w:val="18"/>
         </w:rPr>
-        <w:t xml:space="preserve">sha256sum -c TesserCADIna-1.2.1-setup.exe.sha256</w:t>
+        <w:t xml:space="preserve">sha256sum -c TesserCADIna-1.2.2-setup.exe.sha256</w:t>
       </w:r>
     </w:p>
     <w:p>
@@ -22237,7 +22237,7 @@
         <w:sz w:val="17"/>
         <w:szCs w:val="17"/>
       </w:rPr>
-      <w:t xml:space="preserve">TesserCADIna 1.2.1 · Panduan Pengguna · </w:t>
+      <w:t xml:space="preserve">TesserCADIna 1.2.2 · Panduan Pengguna · </w:t>
     </w:r>
     <w:r>
       <w:rPr>
